--- a/docs/02_Meong-Meong_実装仕様書.docx
+++ b/docs/02_Meong-Meong_実装仕様書.docx
@@ -15876,7 +15876,7 @@
     </w:p>
     <w:p>
       <w:r>
-        <w:t>具体的な解放基準の数値については、各ミニゲームの詳細仕様を定める段階で確定する。</w:t>
+        <w:t>初期版の具体的な解放基準は、AGENTS.mdで確定した固定数値仕様を使用する。</w:t>
       </w:r>
     </w:p>
     <w:p>
@@ -15900,54 +15900,34 @@
           <w:b/>
           <w:bCs/>
         </w:rPr>
-        <w:t>8.5　解放条件の確定方針</w:t>
-      </w:r>
-    </w:p>
-    <w:p>
-      <w:r>
-        <w:t>解放条件は、プレイヤーがゲームを十分に体験する前に簡単すぎる条件で解放されることや、反対に達成が極端に難しくなることを避ける。</w:t>
-      </w:r>
-    </w:p>
-    <w:p>
-      <w:r>
-        <w:t>そのため、具体的な閾値は以下を考慮して決定する。</w:t>
-      </w:r>
-    </w:p>
-    <w:p>
-      <w:r>
-        <w:t>・各ミニゲームの基本的なプレイ時間</w:t>
-      </w:r>
-      <w:r>
-        <w:br/>
-        <w:t>・スコアの増加速度</w:t>
-      </w:r>
-      <w:r>
-        <w:br/>
-        <w:t>・ゲーム開始直後の難易度</w:t>
-      </w:r>
-      <w:r>
-        <w:br/>
-        <w:t>・時間経過による難易度上昇</w:t>
-      </w:r>
-      <w:r>
-        <w:br/>
-      </w:r>
-      <w:r>
-        <w:lastRenderedPageBreak/>
-        <w:t>・初心者が数回プレイした場合に到達可能な水準</w:t>
-      </w:r>
-      <w:r>
-        <w:br/>
-        <w:t>・解放が作業にならないこと</w:t>
-      </w:r>
-      <w:r>
-        <w:br/>
-        <w:t>・解放前にそのミニゲームを十分体験できること</w:t>
-      </w:r>
-    </w:p>
-    <w:p>
-      <w:r>
-        <w:t>各ミニゲームについて具体的なゲーム速度やスコア計算を確定した後、それに基づいて解放基準を設定する。</w:t>
+        <w:t>8.5　初期版の固定解放条件</w:t>
+      </w:r>
+    </w:p>
+    <w:p>
+      <w:r>
+        <w:t>初期版の解放条件は、ゲーム画面やメニューで事前表示せず、条件達成時に初めて知らせる。</w:t>
+      </w:r>
+    </w:p>
+    <w:p>
+      <w:r>
+        <w:t>固定条件は、お散歩ジャンプ500m以上、吠えるタイピング10点以上、おやつキャッチ15点以上とする。</w:t>
+      </w:r>
+    </w:p>
+    <w:p>
+      <w:r>
+        <w:t>各条件はゲーム終了時に確定した最終結果で判定し、初回条件達成時のみ既定のアンロック演出を行う。</w:t>
+      </w:r>
+      <w:r/>
+      <w:r/>
+      <w:r/>
+      <w:r/>
+      <w:r/>
+      <w:r/>
+      <w:r/>
+    </w:p>
+    <w:p>
+      <w:r>
+        <w:t>これらの固定値はプレイテストによる調整対象としない。速度、出現間隔、物理パラメータ等の未確定値は別途調整可能とする。</w:t>
       </w:r>
     </w:p>
     <w:p>
@@ -17239,27 +17219,23 @@
     <w:p>
       <w:r>
         <w:t>お散歩ジャンプ</w:t>
-      </w:r>
-      <w:r>
         <w:br/>
         <w:t>↓</w:t>
-      </w:r>
-      <w:r>
-        <w:br/>
-        <w:t>所定の解放基準を達成</w:t>
-      </w:r>
-      <w:r>
+        <w:br/>
+        <w:t>ゲーム終了時に確定した整数の最終到達距離が500m以上</w:t>
         <w:br/>
         <w:t>↓</w:t>
-      </w:r>
-      <w:r>
         <w:br/>
         <w:t>ノーズワーク解放</w:t>
       </w:r>
-    </w:p>
-    <w:p>
-      <w:r>
-        <w:t>具体的な基準値については、お散歩ジャンプのスコア計算および難易度仕様を確定した後に決定する。</w:t>
+      <w:r/>
+      <w:r/>
+      <w:r/>
+      <w:r/>
+    </w:p>
+    <w:p>
+      <w:r>
+        <w:t>500mの判定には、20px＝1mで換算し、小数点以下を切り捨てた整数mを使用する。</w:t>
       </w:r>
     </w:p>
     <w:p>
@@ -17299,27 +17275,23 @@
     <w:p>
       <w:r>
         <w:t>吠えるタイピング</w:t>
-      </w:r>
-      <w:r>
         <w:br/>
         <w:t>↓</w:t>
-      </w:r>
-      <w:r>
-        <w:br/>
-        <w:t>所定の解放基準を達成</w:t>
-      </w:r>
-      <w:r>
+        <w:br/>
+        <w:t>ゲーム終了時の最終スコアが10点以上</w:t>
         <w:br/>
         <w:t>↓</w:t>
-      </w:r>
-      <w:r>
         <w:br/>
         <w:t>ひっぱりっこ解放</w:t>
       </w:r>
-    </w:p>
-    <w:p>
-      <w:r>
-        <w:t>具体的な基準値については、吠えるタイピングの得点方式、単語速度、難易度上昇等を確定した後に決定する。</w:t>
+      <w:r/>
+      <w:r/>
+      <w:r/>
+      <w:r/>
+    </w:p>
+    <w:p>
+      <w:r>
+        <w:t>スコアは英単語1語を正しく入力するごとに1点とし、確定した最終スコアで判定する。</w:t>
       </w:r>
     </w:p>
     <w:p>
@@ -17359,32 +17331,25 @@
     <w:p>
       <w:r>
         <w:t>おやつキャッチ</w:t>
-      </w:r>
-      <w:r>
         <w:br/>
         <w:t>↓</w:t>
-      </w:r>
-      <w:r>
-        <w:br/>
-        <w:t>所定の解放基準を達成</w:t>
-      </w:r>
-      <w:r>
+        <w:br/>
+        <w:t>30秒終了時の最終スコアが15点以上</w:t>
         <w:br/>
         <w:t>↓</w:t>
-      </w:r>
-      <w:r>
         <w:br/>
         <w:t>ボール遊び解放</w:t>
       </w:r>
-    </w:p>
-    <w:p>
-      <w:r>
-        <w:t>おやつキャッチには10点到達というクリア基準が存在するため、この値との関係も考慮</w:t>
-      </w:r>
-      <w:r>
-        <w:lastRenderedPageBreak/>
-        <w:t>したうえで最終的な解放条件を決定する。</w:t>
-      </w:r>
+      <w:r/>
+      <w:r/>
+      <w:r/>
+      <w:r/>
+    </w:p>
+    <w:p>
+      <w:r>
+        <w:t>10点以上のクリア条件と15点以上の解放条件は別条件として扱い、途中で到達しても30秒まで継続する。</w:t>
+      </w:r>
+      <w:r/>
     </w:p>
     <w:p>
       <w:r>
@@ -17437,12 +17402,12 @@
     </w:p>
     <w:p>
       <w:r>
-        <w:t>両者に同じ値を設定することは可能であるが、自動的に同一条件とはしない。</w:t>
-      </w:r>
-    </w:p>
-    <w:p>
-      <w:r>
-        <w:t>各ミニゲームのゲーム性を確認したうえで、必要に応じてそれぞれ設定する。</w:t>
+        <w:t>おやつキャッチでは、30秒終了時の最終スコア10点以上をクリア、15点以上をボール遊び解放とする。</w:t>
+      </w:r>
+    </w:p>
+    <w:p>
+      <w:r>
+        <w:t>クリア条件と解放条件は別条件として判定し、10点または15点へ途中到達してもゲームを終了しない。</w:t>
       </w:r>
     </w:p>
     <w:p>
@@ -18028,12 +17993,12 @@
           <w:b/>
           <w:bCs/>
         </w:rPr>
-        <w:t>（9）具体的な閾値はゲームバランスに基づいて決定する</w:t>
-      </w:r>
-    </w:p>
-    <w:p>
-      <w:r>
-        <w:t>各ミニゲームの得点方式、速度、難易度等を確定してから、無理なく達成可能でありながら一定のプレイ体験を必要とする水準へ設定する。</w:t>
+        <w:t>（9）初期版の固定解放条件を変更しない</w:t>
+      </w:r>
+    </w:p>
+    <w:p>
+      <w:r>
+        <w:t>お散歩ジャンプ500m以上、吠えるタイピング10点以上、おやつキャッチ15点以上を正式値とし、いずれも最終結果で判定する。</w:t>
       </w:r>
     </w:p>
     <w:p/>
@@ -19341,12 +19306,9 @@
     </w:p>
     <w:p>
       <w:r>
-        <w:t>内部的には、経過時間および現在のスクロール速度を基準として距離を加算できる構成と</w:t>
-      </w:r>
-      <w:r>
-        <w:lastRenderedPageBreak/>
-        <w:t>する。</w:t>
-      </w:r>
+        <w:t>内部ではスクロールした距離をピクセル単位の小数で累積し、20px＝1mとしてメートルへ換算する。</w:t>
+      </w:r>
+      <w:r/>
     </w:p>
     <w:p>
       <w:r>
@@ -19355,12 +19317,12 @@
     </w:p>
     <w:p>
       <w:r>
-        <w:t>スコア表示の単位は、実際のゲームとして理解しやすい距離表現に統一する。</w:t>
-      </w:r>
-    </w:p>
-    <w:p>
-      <w:r>
-        <w:t>最終的な表示単位および内部計算式は、ゲーム速度とのバランスを確認したうえで実装時に確定する。</w:t>
+        <w:t>ゲーム終了時に換算後の小数点以下を切り捨て、整数mを確定結果とする。</w:t>
+      </w:r>
+    </w:p>
+    <w:p>
+      <w:r>
+        <w:t>この整数mを、結果表示、自己ベスト、SQLite保存、500mのノーズワーク解放判定で共通して使用する。</w:t>
       </w:r>
     </w:p>
     <w:p>
@@ -20009,22 +19971,22 @@
     </w:p>
     <w:p>
       <w:r>
-        <w:t>ゲーム終了時に、今回の最終結果が設定された解放基準を満たしているか確認する。</w:t>
-      </w:r>
-    </w:p>
-    <w:p>
-      <w:r>
-        <w:t>条件を満たしており、かつノーズワークが未解放の場合は、ノーズワークを解放する。</w:t>
-      </w:r>
-    </w:p>
-    <w:p>
-      <w:r>
-        <w:t>具体的な解放閾値については、初期速度、速度上昇、ジャンプ性能および実際の平均到達距離を確認してから決定する。</w:t>
-      </w:r>
-    </w:p>
-    <w:p>
-      <w:r>
-        <w:t>そのため、実装初期段階では定数として後から容易に調整できる構成とする。</w:t>
+        <w:t>ゲーム終了時に確定した整数の最終到達距離が500m以上であるか確認する。</w:t>
+      </w:r>
+    </w:p>
+    <w:p>
+      <w:r>
+        <w:t>500m以上であり、かつノーズワークが未解放の場合は、ノーズワークを解放する。</w:t>
+      </w:r>
+    </w:p>
+    <w:p>
+      <w:r>
+        <w:t>判定値は、20px＝1mで換算し、小数点以下を切り捨てた整数mとする。</w:t>
+      </w:r>
+    </w:p>
+    <w:p>
+      <w:r>
+        <w:t>結果表示、自己ベスト、SQLite保存、解放判定には同じ整数mを使用する。</w:t>
       </w:r>
     </w:p>
     <w:p>
@@ -20048,42 +20010,40 @@
           <w:b/>
           <w:bCs/>
         </w:rPr>
-        <w:t>9.34　解放条件の調整方法</w:t>
-      </w:r>
-    </w:p>
-    <w:p>
-      <w:r>
-        <w:t>ノーズワークの解放基準は、コード内の複数箇所へ直接数値を書き込まず、1か所で管理できる構成を基本とする。</w:t>
-      </w:r>
-    </w:p>
-    <w:p>
-      <w:r>
-        <w:t>これによりプレイテスト後に、</w:t>
-      </w:r>
-    </w:p>
-    <w:p>
-      <w:r>
-        <w:t>「難しすぎる」</w:t>
-      </w:r>
-    </w:p>
-    <w:p>
-      <w:r>
-        <w:t>または</w:t>
-      </w:r>
-    </w:p>
-    <w:p>
-      <w:r>
-        <w:t>「簡単すぎる」</w:t>
-      </w:r>
-    </w:p>
-    <w:p>
-      <w:r>
-        <w:t>と判断した場合でも、容易に調整できるようにする。</w:t>
-      </w:r>
-    </w:p>
-    <w:p>
-      <w:r>
-        <w:t>最終値が決定した段階で、第8章および本章へ数値を反映する。</w:t>
+        <w:t>9.34　解放条件の管理</w:t>
+      </w:r>
+    </w:p>
+    <w:p>
+      <w:r>
+        <w:t>ノーズワークの解放条件は、コード内の分散した箇所へ直接記述せず、1か所で管理する。</w:t>
+      </w:r>
+    </w:p>
+    <w:p>
+      <w:r>
+        <w:t>初期版の固定値は500m以上とする。</w:t>
+      </w:r>
+    </w:p>
+    <w:p>
+      <w:r>
+        <w:t>ジャンプ力、重力、スクロール速度、障害物間隔等はプレイテストで調整可能とする。</w:t>
+      </w:r>
+    </w:p>
+    <w:p>
+      <w:r>
+        <w:t>ただし、20px＝1mの距離換算と500mの解放条件は調整対象に含めない。</w:t>
+      </w:r>
+    </w:p>
+    <w:p>
+      <w:r>
+        <w:t>固定値を変更する必要が生じた場合は、ゲームバランス調整ではなく仕様変更として扱う。</w:t>
+      </w:r>
+    </w:p>
+    <w:p>
+      <w:r/>
+    </w:p>
+    <w:p>
+      <w:r>
+        <w:t>第8章および本章の固定条件と常に一致させる。</w:t>
       </w:r>
     </w:p>
     <w:p>
@@ -21007,7 +20967,7 @@
     </w:p>
     <w:p>
       <w:r>
-        <w:t>初期速度、重力、ジャンプ力、速度上昇量、障害物間隔、解放条件等は定数としてまとめ、プレイテスト後に変更しやすい構成とする。</w:t>
+        <w:t>初期速度、重力、ジャンプ力、速度上昇量、障害物間隔等は定数としてまとめ、プレイテスト後に変更しやすい構造とする。ただし、20px＝1mおよび500m解放条件は固定仕様とする。</w:t>
       </w:r>
     </w:p>
     <w:p>
@@ -22134,17 +22094,17 @@
     </w:p>
     <w:p>
       <w:r>
-        <w:t>初期版では、単語を正解したことを基本単位として得点を計算する。</w:t>
-      </w:r>
-    </w:p>
-    <w:p>
-      <w:r>
-        <w:t>具体的な得点値については、単語長やゲーム難易度とのバランスを確認して最終決定する。</w:t>
-      </w:r>
-    </w:p>
-    <w:p>
-      <w:r>
-        <w:t>実装初期段階では、得点計算を1か所で管理し、後から容易に変更できる構成とする。</w:t>
+        <w:t>英単語1語を正しく入力するごとに1点を加算する。</w:t>
+      </w:r>
+    </w:p>
+    <w:p>
+      <w:r>
+        <w:t>1語あたりの得点は、単語の長さや難易度にかかわらず1点とする。</w:t>
+      </w:r>
+    </w:p>
+    <w:p>
+      <w:r>
+        <w:t>得点計算は1か所で管理し、初期版では1語＝1点の固定仕様を変更しない。</w:t>
       </w:r>
     </w:p>
     <w:p>
@@ -22178,31 +22138,28 @@
     </w:p>
     <w:p>
       <w:r>
-        <w:t>そのため、必要に応じて単語の長さによって得点を変化させることができる。</w:t>
-      </w:r>
-    </w:p>
-    <w:p>
-      <w:r>
-        <w:t>ただし、初期版ではスコア計算を複雑化しすぎない。</w:t>
-      </w:r>
-    </w:p>
-    <w:p>
-      <w:r>
-        <w:t>以下のどちらかの単純な方式を基本として調整する。</w:t>
-      </w:r>
-    </w:p>
-    <w:p>
-      <w:r>
-        <w:t>・1単語正解ごとに一定点</w:t>
-      </w:r>
-      <w:r>
-        <w:br/>
-        <w:t>・単語の文字数に応じて得点</w:t>
-      </w:r>
-    </w:p>
-    <w:p>
-      <w:r>
-        <w:t>最終方式は、プレイテストを行ったうえで決定する。</w:t>
+        <w:t>単語の長さによる得点差は設けない。</w:t>
+      </w:r>
+    </w:p>
+    <w:p>
+      <w:r>
+        <w:t>入力難易度は単語選定や移動速度等で調整し、得点計算は複雑化しない。</w:t>
+      </w:r>
+    </w:p>
+    <w:p>
+      <w:r>
+        <w:t>初期版の得点方式は、1英単語を正しく入力するごとに1点とする。</w:t>
+      </w:r>
+    </w:p>
+    <w:p>
+      <w:r>
+        <w:t>単語長による加点やボーナス点は設けない。</w:t>
+      </w:r>
+      <w:r/>
+    </w:p>
+    <w:p>
+      <w:r>
+        <w:t>この得点方式を結果表示、自己ベスト、SQLite保存、10点の解放判定で共通して使用する。</w:t>
       </w:r>
     </w:p>
     <w:p>
@@ -22834,35 +22791,28 @@
     <w:p>
       <w:r>
         <w:t>・初期単語速度</w:t>
-      </w:r>
-      <w:r>
         <w:br/>
         <w:t>・速度上昇間隔</w:t>
-      </w:r>
-      <w:r>
         <w:br/>
         <w:t>・速度上昇量</w:t>
-      </w:r>
-      <w:r>
         <w:br/>
         <w:t>・最大速度</w:t>
-      </w:r>
-      <w:r>
         <w:br/>
         <w:t>・単語長区分</w:t>
-      </w:r>
-      <w:r>
-        <w:br/>
-        <w:t>・単語長が変化するタイミング</w:t>
-      </w:r>
-      <w:r>
-        <w:br/>
-        <w:t>・得点計算</w:t>
-      </w:r>
-      <w:r>
-        <w:br/>
-        <w:t>・ひっぱりっこの解放条件</w:t>
-      </w:r>
+        <w:br/>
+        <w:t>・単語長を変化させるタイミング</w:t>
+        <w:br/>
+        <w:t>・得点計算（1語＝1点の固定仕様）</w:t>
+        <w:br/>
+        <w:t>・ひっぱりっこ解放条件（最終スコア10点以上の固定仕様）</w:t>
+      </w:r>
+      <w:r/>
+      <w:r/>
+      <w:r/>
+      <w:r/>
+      <w:r/>
+      <w:r/>
+      <w:r/>
     </w:p>
     <w:p>
       <w:r>
@@ -23533,43 +23483,31 @@
     </w:p>
     <w:p>
       <w:r>
-        <w:t>ゲーム終了時に、今回の最終結果が所定の解放基準を満たしているか判定する。</w:t>
-      </w:r>
-    </w:p>
-    <w:p>
-      <w:r>
-        <w:t>条件を満たしており、かつひっぱりっこが未解放の場合は、ひっぱりっこを解放する。</w:t>
-      </w:r>
-    </w:p>
-    <w:p>
-      <w:r>
-        <w:t>具体的な解放基準については、</w:t>
-      </w:r>
-    </w:p>
-    <w:p>
-      <w:r>
-        <w:t>・単語の移動速度</w:t>
-      </w:r>
-      <w:r>
-        <w:br/>
-        <w:t>・得点方式</w:t>
-      </w:r>
-      <w:r>
-        <w:br/>
-        <w:t>・平均的な正解数</w:t>
-      </w:r>
-      <w:r>
-        <w:br/>
-        <w:t>・平均プレイ時間</w:t>
-      </w:r>
-      <w:r>
-        <w:br/>
-        <w:t>・単語長の難易度</w:t>
-      </w:r>
-    </w:p>
-    <w:p>
-      <w:r>
-        <w:t>を確認したうえで決定する。</w:t>
+        <w:t>ゲーム終了時に、確定した最終スコアが10点以上であるか判定する。</w:t>
+      </w:r>
+    </w:p>
+    <w:p>
+      <w:r>
+        <w:t>10点以上であり、かつひっぱりっこが未解放の場合は、ひっぱりっこを解放する。</w:t>
+      </w:r>
+    </w:p>
+    <w:p>
+      <w:r>
+        <w:t>スコアは英単語1語を正しく入力するごとに1点とする。</w:t>
+      </w:r>
+    </w:p>
+    <w:p>
+      <w:r>
+        <w:t>判定にはゲーム終了時の最終スコアを使用する。</w:t>
+      </w:r>
+      <w:r/>
+      <w:r/>
+      <w:r/>
+      <w:r/>
+    </w:p>
+    <w:p>
+      <w:r>
+        <w:t>10点の解放条件は、単語速度や難易度のプレイテスト結果によって変更しない。</w:t>
       </w:r>
     </w:p>
     <w:p>
@@ -23598,22 +23536,19 @@
     </w:p>
     <w:p>
       <w:r>
-        <w:t>ひっぱりっこの解放条件は、コード内の複数箇所へ同じ数値を直接記述しない。</w:t>
-      </w:r>
-    </w:p>
-    <w:p>
-      <w:r>
-        <w:t>調整可能な定数等として1か所で管理できる構成とする。</w:t>
-      </w:r>
-    </w:p>
-    <w:p>
-      <w:r>
-        <w:t>プレイテスト後に適切な条件が確定した段階で、第8章および本章へ正式な数値を反映す</w:t>
-      </w:r>
-      <w:r>
-        <w:lastRenderedPageBreak/>
-        <w:t>る。</w:t>
-      </w:r>
+        <w:t>ひっぱりっこの解放条件は、コード内の分散した箇所へ直接記述せず、1か所で管理する。</w:t>
+      </w:r>
+    </w:p>
+    <w:p>
+      <w:r>
+        <w:t>初期版の固定値は最終スコア10点以上とする。</w:t>
+      </w:r>
+    </w:p>
+    <w:p>
+      <w:r>
+        <w:t>固定値を変更する場合は仕様変更として扱い、第8章および本章へ同時に反映する。</w:t>
+      </w:r>
+      <w:r/>
     </w:p>
     <w:p>
       <w:r>
@@ -24403,7 +24338,7 @@
     </w:p>
     <w:p>
       <w:r>
-        <w:t>単語速度、速度上昇、単語長区分、得点、解放条件等を容易に変更できるようにする。</w:t>
+        <w:t>単語速度、速度上昇、単語長区分等は調整可能とする。ただし、1語＝1点および最終スコア10点以上の解放条件は固定仕様とする。</w:t>
       </w:r>
     </w:p>
     <w:p>
@@ -26556,18 +26491,17 @@
     </w:p>
     <w:p>
       <w:r>
-        <w:t>ゲーム終了時に、最終結果が所定の解放基準を満たしているか確認する。</w:t>
-      </w:r>
-    </w:p>
-    <w:p>
-      <w:r>
-        <w:t>条件を満たしており、かつボール遊びが未解放の場合は、ボール遊びを解放する。</w:t>
-      </w:r>
-    </w:p>
-    <w:p>
-      <w:r>
-        <w:lastRenderedPageBreak/>
-        <w:t>具体的な解放基準については、ゲームバランスを確認したうえで最終確定する。</w:t>
+        <w:t>30秒終了時に、最終スコアが15点以上であるか確認する。</w:t>
+      </w:r>
+    </w:p>
+    <w:p>
+      <w:r>
+        <w:t>15点以上であり、かつボール遊びが未解放の場合は、ボール遊びを解放する。</w:t>
+      </w:r>
+    </w:p>
+    <w:p>
+      <w:r>
+        <w:t>途中で15点へ到達してもゲームを終了せず、30秒終了時の最終スコアで判定する。</w:t>
       </w:r>
     </w:p>
     <w:p>
@@ -26596,42 +26530,42 @@
     </w:p>
     <w:p>
       <w:r>
-        <w:t>10点以上というクリア条件と、ボール遊びの解放条件は概念上分けて管理する。</w:t>
-      </w:r>
-    </w:p>
-    <w:p>
-      <w:r>
-        <w:t>そのため、</w:t>
-      </w:r>
-    </w:p>
-    <w:p>
-      <w:r>
-        <w:t>「10点クリア」</w:t>
-      </w:r>
-    </w:p>
-    <w:p>
-      <w:r>
-        <w:t>という仕様が存在していても、</w:t>
-      </w:r>
-    </w:p>
-    <w:p>
-      <w:r>
-        <w:t>「10点＝必ずボール遊び解放」</w:t>
-      </w:r>
-    </w:p>
-    <w:p>
-      <w:r>
-        <w:t>とは現時点では自動的に確定しない。</w:t>
-      </w:r>
-    </w:p>
-    <w:p>
-      <w:r>
-        <w:t>ただし、おやつキャッチではすでに10点という明確な達成基準が存在するため、実際のプレイ難易度を確認した結果、クリア条件と解放条件を同じ10点にすることは可能とする。</w:t>
-      </w:r>
-    </w:p>
-    <w:p>
-      <w:r>
-        <w:t>最終的な解放条件はプレイテスト後に確定し、第8章および本章へ反映する。</w:t>
+        <w:t>30秒終了時の最終スコア10点以上をクリア条件、15点以上をボール遊び解放条件として別々に管理する。</w:t>
+      </w:r>
+    </w:p>
+    <w:p>
+      <w:r>
+        <w:t>途中で10点または15点へ到達しても、ゲームは終了しない。</w:t>
+      </w:r>
+    </w:p>
+    <w:p>
+      <w:r>
+        <w:t>ゲームは30秒まで継続する。</w:t>
+      </w:r>
+    </w:p>
+    <w:p>
+      <w:r>
+        <w:t>30秒終了時の最終スコアが10点以上であればクリアとする。</w:t>
+      </w:r>
+    </w:p>
+    <w:p>
+      <w:r>
+        <w:t>30秒終了時の最終スコアが15点以上であればボール遊びの解放条件を満たす。</w:t>
+      </w:r>
+    </w:p>
+    <w:p>
+      <w:r>
+        <w:t>10点以上15点未満の場合はクリアのみ成立し、ボール遊びは解放しない。</w:t>
+      </w:r>
+    </w:p>
+    <w:p>
+      <w:r>
+        <w:t>15点以上の場合はクリアと解放条件の両方が成立する。</w:t>
+      </w:r>
+    </w:p>
+    <w:p>
+      <w:r>
+        <w:t>クリア判定と解放判定には、同一の30秒終了時最終スコアを使用する。</w:t>
       </w:r>
     </w:p>
     <w:p>
@@ -26660,12 +26594,12 @@
     </w:p>
     <w:p>
       <w:r>
-        <w:t>ボール遊びの解放基準は、コード内の複数箇所へ直接記述せず、1か所で変更可能な形で管理する。</w:t>
-      </w:r>
-    </w:p>
-    <w:p>
-      <w:r>
-        <w:t>これにより、プレイテスト後に解放条件を調整しやすくする。</w:t>
+        <w:t>ボール遊びの解放条件は、コード内の分散した箇所へ直接記述せず、1か所で管理する。</w:t>
+      </w:r>
+    </w:p>
+    <w:p>
+      <w:r>
+        <w:t>初期版の固定値は30秒終了時の最終スコア15点以上とし、プレイテストによる調整対象としない。</w:t>
       </w:r>
     </w:p>
     <w:p>
@@ -28070,7 +28004,7 @@
     </w:p>
     <w:p>
       <w:r>
-        <w:t>移動速度、落下速度、生成間隔、出現比率、解放条件等はプレイテスト後に容易に変更できる構成とする。</w:t>
+        <w:t>解放条件は30秒終了時の最終スコア15点以上とし、途中到達では判定しない。</w:t>
       </w:r>
     </w:p>
     <w:p>
@@ -28090,7 +28024,7 @@
     </w:p>
     <w:p>
       <w:r>
-        <w:t>10点クリアという仕様を維持しつつ、ボール遊びの解放条件については実際のゲーム難易度を確認して最終決定できる構成とする。</w:t>
+        <w:t>10点以上のクリア条件と15点以上のボール遊び解放条件を明確に分離し、いずれも30秒終了時の最終スコアで判定する。</w:t>
       </w:r>
     </w:p>
     <w:p/>
@@ -28482,17 +28416,17 @@
     </w:p>
     <w:p>
       <w:r>
-        <w:t>お散歩ジャンプでは、今回進んだ距離を最終結果として使用する。</w:t>
-      </w:r>
-    </w:p>
-    <w:p>
-      <w:r>
-        <w:t>ゲーム開始時は0から開始し、ゲーム中に距離を増加させる。</w:t>
-      </w:r>
-    </w:p>
-    <w:p>
-      <w:r>
-        <w:t>障害物へ衝突した時点で距離の増加を停止し、その値を最終距離として確定する。</w:t>
+        <w:t>お散歩ジャンプでは、内部でスクロール距離をピクセル単位の小数として累積する。</w:t>
+      </w:r>
+    </w:p>
+    <w:p>
+      <w:r>
+        <w:t>20px＝1mとしてメートルへ換算し、ゲーム終了時に小数点以下を切り捨てた整数mを最終結果とする。</w:t>
+      </w:r>
+    </w:p>
+    <w:p>
+      <w:r>
+        <w:t>障害物へ衝突した時点で距離の増加を停止し、その時点の累積値から整数mを確定する。</w:t>
       </w:r>
     </w:p>
     <w:p>
@@ -28518,15 +28452,14 @@
     <w:p>
       <w:r>
         <w:t>お散歩ジャンプ</w:t>
-      </w:r>
-      <w:r>
         <w:br/>
         <w:t>今回の記録：○○m</w:t>
       </w:r>
-    </w:p>
-    <w:p>
-      <w:r>
-        <w:t>具体的な距離計算方法および表示単位については、実装時のゲーム速度との整合性を確認して最終調整する。</w:t>
+      <w:r/>
+    </w:p>
+    <w:p>
+      <w:r>
+        <w:t>この整数mを、結果表示、自己ベスト、SQLite保存、500m解放判定で共通して使用する。</w:t>
       </w:r>
     </w:p>
     <w:p>
@@ -28555,7 +28488,7 @@
     </w:p>
     <w:p>
       <w:r>
-        <w:t>吠えるタイピングでは、正しく入力した英単語に基づいて得点を算出する。</w:t>
+        <w:t>吠えるタイピングでは、英単語1語を正しく入力するごとに1点を加算する。</w:t>
       </w:r>
     </w:p>
     <w:p>
@@ -28593,7 +28526,7 @@
     </w:p>
     <w:p>
       <w:r>
-        <w:t>具体的な1単語あたりの得点計算については、単語長およびゲームバランスを確認したうえで最終決定する。</w:t>
+        <w:t>単語の長さによる得点差は設けず、1語＝1点を結果表示、自己ベスト、SQLite保存、10点解放判定で共通して使用する。</w:t>
       </w:r>
     </w:p>
     <w:p>
@@ -30126,7 +30059,7 @@
     </w:p>
     <w:p>
       <w:r>
-        <w:t>お散歩ジャンプでは、今回の最終到達距離と保存済みの最高到達距離を比較する。</w:t>
+        <w:t>お散歩ジャンプでは、ゲーム終了時に確定した整数mの最終到達距離と、保存済みの最高到達距離を比較する。</w:t>
       </w:r>
     </w:p>
     <w:p>
@@ -30280,8 +30213,7 @@
     </w:p>
     <w:p>
       <w:r>
-        <w:lastRenderedPageBreak/>
-        <w:t>具体的な距離単位については、お散歩ジャンプの距離計算方法を確定した後に統一する。</w:t>
+        <w:t>お散歩ジャンプの距離単位はmとし、20px＝1mで換算する。</w:t>
       </w:r>
     </w:p>
     <w:p>
@@ -30310,17 +30242,17 @@
     </w:p>
     <w:p>
       <w:r>
-        <w:t>プレイヤー向けに表示する結果は、基本的に分かりやすい整数値とする。</w:t>
-      </w:r>
-    </w:p>
-    <w:p>
-      <w:r>
-        <w:t>内部計算で小数値を使用する場合でも、表示上は必要に応じて整数へ変換する。</w:t>
-      </w:r>
-    </w:p>
-    <w:p>
-      <w:r>
-        <w:t>例えば、お散歩ジャンプの内部距離が小数値で計算される場合でも、</w:t>
+        <w:t>お散歩ジャンプの結果は、ゲーム終了時に小数点以下を切り捨てた整数mで表示する。</w:t>
+      </w:r>
+    </w:p>
+    <w:p>
+      <w:r>
+        <w:t>内部の小数値をそのまま表示せず、確定した整数mのみを結果表示に使用する。</w:t>
+      </w:r>
+    </w:p>
+    <w:p>
+      <w:r>
+        <w:t>例えば、内部換算値が523.748…mの場合でも、</w:t>
       </w:r>
     </w:p>
     <w:p>
@@ -30330,7 +30262,7 @@
     </w:p>
     <w:p>
       <w:r>
-        <w:t>のような値をそのまま表示せず、</w:t>
+        <w:t>とは表示せず、</w:t>
       </w:r>
     </w:p>
     <w:p>
@@ -30340,7 +30272,7 @@
     </w:p>
     <w:p>
       <w:r>
-        <w:t>等の理解しやすい形式へ整える。</w:t>
+        <w:t>と表示し、同じ523mを自己ベスト、SQLite保存、500m解放判定に使用する。</w:t>
       </w:r>
     </w:p>
     <w:p>
@@ -30916,50 +30848,37 @@
           <w:b/>
           <w:bCs/>
         </w:rPr>
-        <w:t>12.39　未確定のスコア計算項目</w:t>
-      </w:r>
-    </w:p>
-    <w:p>
-      <w:r>
-        <w:t>現段階では、以下の数値について最終値を固定しない。</w:t>
-      </w:r>
-    </w:p>
-    <w:p>
-      <w:r>
-        <w:t>・お散歩ジャンプの距離換算式</w:t>
-      </w:r>
-      <w:r>
-        <w:br/>
-        <w:t>・吠えるタイピングの1単語あたりの得点</w:t>
-      </w:r>
-      <w:r>
-        <w:br/>
-      </w:r>
-      <w:r>
-        <w:lastRenderedPageBreak/>
-        <w:t>・吠えるタイピングで単語長による得点差を設けるかどうか</w:t>
-      </w:r>
-      <w:r>
-        <w:br/>
-        <w:t>・ノーズワークの解放閾値</w:t>
-      </w:r>
-      <w:r>
-        <w:br/>
-        <w:t>・ひっぱりっこの解放閾値</w:t>
-      </w:r>
-      <w:r>
-        <w:br/>
-        <w:t>・ボール遊びの解放閾値</w:t>
-      </w:r>
-    </w:p>
-    <w:p>
-      <w:r>
-        <w:t>これらは各ミニゲームのプレイテスト後に確定する。</w:t>
-      </w:r>
-    </w:p>
-    <w:p>
-      <w:r>
-        <w:t>確定後は、第8章から第12章までの関係箇所へ同じ値を反映する。</w:t>
+        <w:t>12.39　初期版の固定数値仕様</w:t>
+      </w:r>
+    </w:p>
+    <w:p>
+      <w:r>
+        <w:t>初期版では、以下の数値を正式な固定仕様とする。</w:t>
+      </w:r>
+    </w:p>
+    <w:p>
+      <w:r>
+        <w:t>・お散歩ジャンプ：20px＝1m、ゲーム終了時に小数点以下を切り捨てた整数mを確定、500m以上でノーズワーク解放</w:t>
+        <w:br/>
+        <w:t>・吠えるタイピング：英単語1語の正解ごとに1点、最終スコア10点以上でひっぱりっこ解放</w:t>
+        <w:br/>
+        <w:t>・おやつキャッチ：制限時間30秒、最終スコア10点以上でクリア、15点以上でボール遊び解放</w:t>
+      </w:r>
+      <w:r/>
+      <w:r/>
+      <w:r/>
+      <w:r/>
+      <w:r/>
+      <w:r/>
+    </w:p>
+    <w:p>
+      <w:r>
+        <w:t>おやつキャッチは途中で10点または15点へ到達しても終了せず、30秒まで継続する。</w:t>
+      </w:r>
+    </w:p>
+    <w:p>
+      <w:r>
+        <w:t>これらの固定値は、第8章から第12章および関係する保存・テスト仕様で同一の値を使用する。</w:t>
       </w:r>
     </w:p>
     <w:p>
@@ -31382,12 +31301,12 @@
           <w:b/>
           <w:bCs/>
         </w:rPr>
-        <w:t>（8）ゲームバランス数値は調整可能にする</w:t>
-      </w:r>
-    </w:p>
-    <w:p>
-      <w:r>
-        <w:t>未確定の得点値や解放条件は定数等として管理し、プレイテスト後に変更しやすい構成とする。</w:t>
+        <w:t>（8）未確定のゲームバランス値は調整可能にする</w:t>
+      </w:r>
+    </w:p>
+    <w:p>
+      <w:r>
+        <w:t>速度、出現間隔、物理パラメータ等は定数として管理する。ただし、本章で固定した得点、距離換算、解放条件はプレイテストによる変更対象としない。</w:t>
       </w:r>
     </w:p>
     <w:p>
@@ -37533,25 +37452,23 @@
     <w:p>
       <w:proofErr w:type="spellStart"/>
       <w:r>
+        <w:t>walk_bestには、20px＝1mで換算し、ゲーム終了時に小数点以下を切り捨てた最高到達距離を整数mとして保存する。</w:t>
+      </w:r>
+      <w:proofErr w:type="spellEnd"/>
+      <w:r/>
+    </w:p>
+    <w:p>
+      <w:r>
+        <w:t>例えば、</w:t>
+      </w:r>
+    </w:p>
+    <w:p>
+      <w:proofErr w:type="spellStart"/>
+      <w:r>
         <w:t>walk_best</w:t>
       </w:r>
       <w:proofErr w:type="spellEnd"/>
       <w:r>
-        <w:t>には、お散歩ジャンプの最高到達距離を整数値として保存する。</w:t>
-      </w:r>
-    </w:p>
-    <w:p>
-      <w:r>
-        <w:t>例えば、</w:t>
-      </w:r>
-    </w:p>
-    <w:p>
-      <w:proofErr w:type="spellStart"/>
-      <w:r>
-        <w:t>walk_best</w:t>
-      </w:r>
-      <w:proofErr w:type="spellEnd"/>
-      <w:r>
         <w:t xml:space="preserve"> = 520</w:t>
       </w:r>
     </w:p>
@@ -37572,7 +37489,7 @@
     </w:p>
     <w:p>
       <w:r>
-        <w:t>距離の最終的な単位については、お散歩ジャンプ仕様で確定した表示単位を使用する。</w:t>
+        <w:t>結果表示、自己ベスト、SQLite保存、500m解放判定では同じ整数mを使用する。</w:t>
       </w:r>
     </w:p>
     <w:p>
@@ -45800,7 +45717,7 @@
     </w:p>
     <w:p>
       <w:r>
-        <w:t>プレイテストによって変更する可能性が高い値は、変更箇所を把握しやすい形で管理する。</w:t>
+        <w:t>プレイテストによって変更可能な速度、出現間隔、物理パラメータ等は、変更箇所を追いやすい形で管理する。</w:t>
       </w:r>
     </w:p>
     <w:p>
@@ -45826,35 +45743,30 @@
     <w:p>
       <w:r>
         <w:t>・ジャンプ初速度</w:t>
-      </w:r>
-      <w:r>
         <w:br/>
         <w:t>・重力</w:t>
-      </w:r>
-      <w:r>
         <w:br/>
         <w:t>・初期スクロール速度</w:t>
-      </w:r>
-      <w:r>
         <w:br/>
         <w:t>・速度上昇量</w:t>
-      </w:r>
-      <w:r>
         <w:br/>
         <w:t>・速度上昇間隔</w:t>
-      </w:r>
-      <w:r>
         <w:br/>
         <w:t>・最大速度</w:t>
-      </w:r>
-      <w:r>
         <w:br/>
         <w:t>・障害物生成間隔</w:t>
-      </w:r>
-      <w:r>
-        <w:br/>
-        <w:t>・ノーズワーク解放条件</w:t>
-      </w:r>
+        <w:br/>
+        <w:t>・距離換算20px＝1m（固定）</w:t>
+        <w:br/>
+        <w:t>・ノーズワーク解放500m以上（固定）</w:t>
+      </w:r>
+      <w:r/>
+      <w:r/>
+      <w:r/>
+      <w:r/>
+      <w:r/>
+      <w:r/>
+      <w:r/>
     </w:p>
     <w:p>
       <w:pPr>
@@ -45874,34 +45786,26 @@
     <w:p>
       <w:r>
         <w:t>・初期単語速度</w:t>
-      </w:r>
-      <w:r>
         <w:br/>
         <w:t>・速度上昇量</w:t>
-      </w:r>
-      <w:r>
         <w:br/>
         <w:t>・速度上昇間隔</w:t>
-      </w:r>
-      <w:r>
         <w:br/>
         <w:t>・最大速度</w:t>
-      </w:r>
-      <w:r>
-        <w:br/>
-      </w:r>
-      <w:r>
-        <w:lastRenderedPageBreak/>
-        <w:t>・難易度切替時間</w:t>
-      </w:r>
-      <w:r>
-        <w:br/>
-        <w:t>・得点</w:t>
-      </w:r>
-      <w:r>
-        <w:br/>
-        <w:t>・ひっぱりっこ解放条件</w:t>
-      </w:r>
+        <w:br/>
+        <w:t>・難易度切替条件</w:t>
+        <w:br/>
+        <w:t>・得点1語＝1点（固定）</w:t>
+        <w:br/>
+        <w:t>・ひっぱりっこ解放10点以上（固定）</w:t>
+      </w:r>
+      <w:r/>
+      <w:r/>
+      <w:r/>
+      <w:r/>
+      <w:r/>
+      <w:r/>
+      <w:r/>
     </w:p>
     <w:p>
       <w:pPr>
@@ -45920,40 +45824,32 @@
     </w:p>
     <w:p>
       <w:r>
-        <w:t>・制限時間30秒</w:t>
-      </w:r>
-      <w:r>
+        <w:t>・制限時間30秒（固定）</w:t>
         <w:br/>
         <w:t>・クルムの移動速度</w:t>
-      </w:r>
-      <w:r>
         <w:br/>
         <w:t>・アイテム落下速度</w:t>
-      </w:r>
-      <w:r>
         <w:br/>
         <w:t>・生成間隔</w:t>
-      </w:r>
-      <w:r>
-        <w:br/>
-        <w:t>・おやつ出現割合</w:t>
-      </w:r>
-      <w:r>
+        <w:br/>
+        <w:t>・おやつ出現比率</w:t>
         <w:br/>
         <w:t>・おやつ＋1点</w:t>
-      </w:r>
-      <w:r>
         <w:br/>
         <w:t>・うんち－1点</w:t>
-      </w:r>
-      <w:r>
-        <w:br/>
-        <w:t>・クリア基準10点</w:t>
-      </w:r>
-      <w:r>
-        <w:br/>
-        <w:t>・ボール遊び解放条件</w:t>
-      </w:r>
+        <w:br/>
+        <w:t>・クリア条件10点以上（固定）</w:t>
+        <w:br/>
+        <w:t>・ボール遊び解放15点以上（固定）</w:t>
+      </w:r>
+      <w:r/>
+      <w:r/>
+      <w:r/>
+      <w:r/>
+      <w:r/>
+      <w:r/>
+      <w:r/>
+      <w:r/>
     </w:p>
     <w:p>
       <w:r>
@@ -63726,40 +63622,35 @@
     </w:p>
     <w:p>
       <w:r>
-        <w:t>・条件未達成ではノーズワークが解放されない</w:t>
-      </w:r>
-      <w:r>
-        <w:br/>
-        <w:t>・条件達成時にノーズワークが解放される</w:t>
-      </w:r>
-      <w:r>
+        <w:t>・最終到達距離499mではノーズワークが解放されない</w:t>
+        <w:br/>
+        <w:t>・最終到達距離500m以上でノーズワークが解放される</w:t>
+        <w:br/>
+        <w:t>・20px＝1mで換算し、小数点以下を切り捨てた整数mを境界判定に使用する</w:t>
+        <w:br/>
+        <w:t>・結果表示、自己ベスト、SQLite保存、解放判定の値が一致する</w:t>
         <w:br/>
         <w:t>・SQLiteへ解放状態が保存される</w:t>
-      </w:r>
-      <w:r>
-        <w:br/>
-        <w:t>・</w:t>
-      </w:r>
+        <w:br/>
+        <w:t>・UserSessionへ反映される</w:t>
+        <w:br/>
+        <w:t>・再ログイン後も解放済みである</w:t>
+        <w:br/>
+        <w:t>・遊び選択画面へ表示される</w:t>
+      </w:r>
+      <w:r/>
+      <w:r/>
+      <w:r/>
       <w:proofErr w:type="spellStart"/>
-      <w:r>
-        <w:t>UserSession</w:t>
-      </w:r>
+      <w:r/>
       <w:proofErr w:type="spellEnd"/>
-      <w:r>
-        <w:t>へ反映される</w:t>
-      </w:r>
-      <w:r>
-        <w:br/>
-        <w:t>・再ログイン後も解放済みである</w:t>
-      </w:r>
-      <w:r>
-        <w:br/>
-        <w:t>・あそぶ選択画面へ表示される</w:t>
-      </w:r>
-    </w:p>
-    <w:p>
-      <w:r>
-        <w:t>具体的な解放閾値が決定した後、その値を境界値テストへ使用する。</w:t>
+      <w:r/>
+      <w:r/>
+      <w:r/>
+    </w:p>
+    <w:p>
+      <w:r>
+        <w:t>500mの境界値テストでは、ゲーム終了時に確定した整数mを使用する。</w:t>
       </w:r>
     </w:p>
     <w:p>
@@ -63793,24 +63684,22 @@
     </w:p>
     <w:p>
       <w:r>
-        <w:t>・条件未達成では解放されない</w:t>
-      </w:r>
-      <w:r>
-        <w:br/>
-        <w:t>・条件達成でひっぱりっこが解放される</w:t>
-      </w:r>
-      <w:r>
+        <w:t>・最終スコア9点では解放されない</w:t>
+        <w:br/>
+        <w:t>・最終スコア10点以上でひっぱりっこが解放される</w:t>
+        <w:br/>
+        <w:t>・英単語1語の正解ごとに1点が加算される</w:t>
         <w:br/>
         <w:t>・SQLiteへ保存される</w:t>
-      </w:r>
-      <w:r>
         <w:br/>
         <w:t>・再ログイン後も維持される</w:t>
-      </w:r>
-      <w:r>
-        <w:br/>
-        <w:t>・あそぶ選択画面へ反映される</w:t>
-      </w:r>
+        <w:br/>
+        <w:t>・遊び選択画面へ反映される</w:t>
+      </w:r>
+      <w:r/>
+      <w:r/>
+      <w:r/>
+      <w:r/>
     </w:p>
     <w:p>
       <w:r>
@@ -63843,27 +63732,25 @@
     </w:p>
     <w:p>
       <w:r>
-        <w:t>・条件未達成では解放されない</w:t>
-      </w:r>
-      <w:r>
-        <w:br/>
-      </w:r>
-      <w:r>
-        <w:lastRenderedPageBreak/>
-        <w:t>・条件達成でボール遊びが解放される</w:t>
-      </w:r>
-      <w:r>
+        <w:t>・30秒終了時の最終スコア14点ではボール遊びが解放されない</w:t>
+        <w:br/>
+        <w:t>・30秒終了時の最終スコア15点以上でボール遊びが解放される</w:t>
+        <w:br/>
+        <w:t>・10点以上15点未満ではクリアのみ成立する</w:t>
+        <w:br/>
+        <w:t>・途中で10点または15点へ到達しても30秒まで継続する</w:t>
         <w:br/>
         <w:t>・SQLiteへ保存される</w:t>
-      </w:r>
-      <w:r>
         <w:br/>
         <w:t>・再ログイン後も維持される</w:t>
-      </w:r>
-      <w:r>
-        <w:br/>
-        <w:t>・あそぶ選択画面へ表示される</w:t>
-      </w:r>
+        <w:br/>
+        <w:t>・遊び選択画面へ表示される</w:t>
+      </w:r>
+      <w:r/>
+      <w:r/>
+      <w:r/>
+      <w:r/>
+      <w:r/>
     </w:p>
     <w:p>
       <w:r>
@@ -67833,59 +67720,42 @@
     <w:p>
       <w:r>
         <w:t>・お散歩ジャンプのジャンプ力</w:t>
-      </w:r>
-      <w:r>
         <w:br/>
         <w:t>・重力</w:t>
-      </w:r>
-      <w:r>
         <w:br/>
         <w:t>・スクロール速度</w:t>
-      </w:r>
-      <w:r>
         <w:br/>
         <w:t>・速度上昇</w:t>
-      </w:r>
-      <w:r>
         <w:br/>
         <w:t>・障害物間隔</w:t>
-      </w:r>
-      <w:r>
         <w:br/>
         <w:t>・吠えるタイピングの単語速度</w:t>
-      </w:r>
-      <w:r>
         <w:br/>
         <w:t>・速度上昇</w:t>
-      </w:r>
-      <w:r>
         <w:br/>
         <w:t>・単語長区分</w:t>
-      </w:r>
-      <w:r>
-        <w:br/>
-        <w:t>・得点方式</w:t>
-      </w:r>
-      <w:r>
         <w:br/>
         <w:t>・おやつキャッチの移動速度</w:t>
-      </w:r>
-      <w:r>
         <w:br/>
         <w:t>・落下速度</w:t>
-      </w:r>
-      <w:r>
         <w:br/>
         <w:t>・生成間隔</w:t>
-      </w:r>
-      <w:r>
         <w:br/>
         <w:t>・おやつ／うんち比率</w:t>
       </w:r>
-      <w:r>
-        <w:br/>
-        <w:t>・3種類の遊びの解放条件</w:t>
-      </w:r>
+      <w:r/>
+      <w:r/>
+      <w:r/>
+      <w:r/>
+      <w:r/>
+      <w:r/>
+      <w:r/>
+      <w:r/>
+      <w:r/>
+      <w:r/>
+      <w:r/>
+      <w:r/>
+      <w:r/>
     </w:p>
     <w:p>
       <w:r>
@@ -68073,44 +67943,45 @@
           <w:b/>
           <w:bCs/>
         </w:rPr>
-        <w:t>19.97　解放条件のバランステスト</w:t>
-      </w:r>
-    </w:p>
-    <w:p>
-      <w:r>
-        <w:t>3種類の解放条件について、実際に複数回プレイして調整する。</w:t>
-      </w:r>
-    </w:p>
-    <w:p>
-      <w:r>
-        <w:t>理想として、</w:t>
-      </w:r>
-    </w:p>
-    <w:p>
-      <w:r>
-        <w:t>・初回で必ず解放されるほど簡単ではない</w:t>
-      </w:r>
-      <w:r>
-        <w:br/>
-        <w:t>・何十回も繰り返さなければ解放できないほど難しくない</w:t>
-      </w:r>
-      <w:r>
-        <w:br/>
-        <w:t>・ミニゲームをある程度理解した頃に達成可能</w:t>
-      </w:r>
-      <w:r>
-        <w:br/>
-        <w:t>・達成そのものが作業にならない</w:t>
-      </w:r>
-    </w:p>
-    <w:p>
-      <w:r>
-        <w:t>状態を目指す。</w:t>
-      </w:r>
-    </w:p>
-    <w:p>
-      <w:r>
-        <w:t>具体的な数値確定後は、第8章から第12章へ正式な値を反映する。</w:t>
+        <w:t>19.97　固定解放条件の境界テスト</w:t>
+      </w:r>
+    </w:p>
+    <w:p>
+      <w:r>
+        <w:t>3種類の固定解放条件について、境界値と初回達成時の処理を確認する。</w:t>
+      </w:r>
+    </w:p>
+    <w:p>
+      <w:r>
+        <w:t>確認対象は以下とする。</w:t>
+      </w:r>
+    </w:p>
+    <w:p>
+      <w:r>
+        <w:t>・お散歩ジャンプ：499mでは未解放、500m以上で解放</w:t>
+        <w:br/>
+        <w:t>・吠えるタイピング：9点では未解放、10点以上で解放</w:t>
+        <w:br/>
+        <w:t>・おやつキャッチ：14点では未解放、15点以上で解放</w:t>
+        <w:br/>
+        <w:t>・各条件はゲーム終了時の最終結果で判定する</w:t>
+        <w:br/>
+        <w:t>・条件や進捗を事前表示しない</w:t>
+        <w:br/>
+        <w:t>・初回条件達成時のみ既定のアンロック演出を行う</w:t>
+      </w:r>
+      <w:r/>
+      <w:r/>
+      <w:r/>
+    </w:p>
+    <w:p>
+      <w:r>
+        <w:t>各境界テストでは、結果表示、自己ベスト、SQLite保存および解放判定に使用する値の一致も確認する。</w:t>
+      </w:r>
+    </w:p>
+    <w:p>
+      <w:r>
+        <w:t>固定値は第8章から第12章の記述と一致させる。</w:t>
       </w:r>
     </w:p>
     <w:p>
@@ -72222,17 +72093,17 @@
           <w:b/>
           <w:bCs/>
         </w:rPr>
-        <w:t>20.33　未確定値の扱い</w:t>
-      </w:r>
-    </w:p>
-    <w:p>
-      <w:r>
-        <w:t>プレイテスト後に決定する数値を、Codexが独自に正式値として固定しない。</w:t>
-      </w:r>
-    </w:p>
-    <w:p>
-      <w:r>
-        <w:t>実装初期では調整可能な定数として扱う。</w:t>
+        <w:t>20.33　未確定値と固定値の扱い</w:t>
+      </w:r>
+    </w:p>
+    <w:p>
+      <w:r>
+        <w:t>速度、出現間隔、物理パラメータ等の未確定値は、Codexが独自に正式値として固定しない。</w:t>
+      </w:r>
+    </w:p>
+    <w:p>
+      <w:r>
+        <w:t>一方、第8章から第12章で定めた距離換算、得点、制限時間、クリア条件、解放条件は初期版の固定仕様として扱う。</w:t>
       </w:r>
     </w:p>
     <w:p>
@@ -72290,7 +72161,7 @@
     </w:p>
     <w:p>
       <w:r>
-        <w:t>速度、ジャンプ力、生成間隔、解放条件等は可能な範囲で変更しやすく管理する。</w:t>
+        <w:t>速度、ジャンプ力、生成間隔等は可能な範囲で変更しやすく管理する。ただし、正式に固定した数値仕様は調整対象に含めない。</w:t>
       </w:r>
     </w:p>
     <w:p>
@@ -74259,12 +74130,12 @@
     </w:p>
     <w:p>
       <w:r>
-        <w:t>速度、重力、ジャンプ力、障害物間隔、単語速度、出現頻度、解放条件等の調整を許可する。</w:t>
-      </w:r>
-    </w:p>
-    <w:p>
-      <w:r>
-        <w:t>基本ルールの変更は仕様変更として扱う。</w:t>
+        <w:t>速度、重力、ジャンプ力、障害物間隔、単語速度、出現頻度等の未確定なゲームバランス値は調整を許可する。</w:t>
+      </w:r>
+    </w:p>
+    <w:p>
+      <w:r>
+        <w:t>20px＝1m、1語＝1点、30秒、10点のクリア条件、500m・10点・15点の解放条件を変更する場合は、ゲームバランス調整ではなく仕様変更として扱う。</w:t>
       </w:r>
     </w:p>
     <w:p>
@@ -75039,7 +74910,7 @@
     </w:p>
     <w:p>
       <w:r>
-        <w:t>ゲームバランス値は実際に遊んで最終決定する。</w:t>
+        <w:t>未確定のゲームバランス値は実際に遊んで最終決定する。ただし、本書で固定した距離換算、得点、制限時間、クリア条件、解放条件は変更しない。</w:t>
       </w:r>
     </w:p>
     <w:p>
